--- a/Patent Draft Round2[1].docx
+++ b/Patent Draft Round2[1].docx
@@ -1,6 +1,6 @@
 
 <file path=word/document.xml><?xml version="1.0" encoding="utf-8"?>
-<w:document xmlns:wpc="http://schemas.microsoft.com/office/word/2010/wordprocessingCanvas" xmlns:cx="http://schemas.microsoft.com/office/drawing/2014/chartex" xmlns:cx1="http://schemas.microsoft.com/office/drawing/2015/9/8/chartex" xmlns:cx2="http://schemas.microsoft.com/office/drawing/2015/10/21/chartex" xmlns:cx3="http://schemas.microsoft.com/office/drawing/2016/5/9/chartex" xmlns:cx4="http://schemas.microsoft.com/office/drawing/2016/5/10/chartex" xmlns:cx5="http://schemas.microsoft.com/office/drawing/2016/5/11/chartex" xmlns:cx6="http://schemas.microsoft.com/office/drawing/2016/5/12/chartex" xmlns:cx7="http://schemas.microsoft.com/office/drawing/2016/5/13/chartex" xmlns:cx8="http://schemas.microsoft.com/office/drawing/2016/5/14/chartex" xmlns:mc="http://schemas.openxmlformats.org/markup-compatibility/2006" xmlns:aink="http://schemas.microsoft.com/office/drawing/2016/ink" xmlns:am3d="http://schemas.microsoft.com/office/drawing/2017/model3d" xmlns:o="urn:schemas-microsoft-com:office:office" xmlns:oel="http://schemas.microsoft.com/office/2019/extlst" xmlns:r="http://schemas.openxmlformats.org/officeDocument/2006/relationships" xmlns:m="http://schemas.openxmlformats.org/officeDocument/2006/math" xmlns:v="urn:schemas-microsoft-com:vml" xmlns:wp14="http://schemas.microsoft.com/office/word/2010/wordprocessingDrawing" xmlns:wp="http://schemas.openxmlformats.org/drawingml/2006/wordprocessingDrawing" xmlns:w10="urn:schemas-microsoft-com:office:word" xmlns:w="http://schemas.openxmlformats.org/wordprocessingml/2006/main" xmlns:w14="http://schemas.microsoft.com/office/word/2010/wordml" xmlns:w15="http://schemas.microsoft.com/office/word/2012/wordml" xmlns:w16cex="http://schemas.microsoft.com/office/word/2018/wordml/cex" xmlns:w16cid="http://schemas.microsoft.com/office/word/2016/wordml/cid" xmlns:w16="http://schemas.microsoft.com/office/word/2018/wordml" xmlns:w16du="http://schemas.microsoft.com/office/word/2023/wordml/word16du" xmlns:w16sdtdh="http://schemas.microsoft.com/office/word/2020/wordml/sdtdatahash" xmlns:w16se="http://schemas.microsoft.com/office/word/2015/wordml/symex" xmlns:wpg="http://schemas.microsoft.com/office/word/2010/wordprocessingGroup" xmlns:wpi="http://schemas.microsoft.com/office/word/2010/wordprocessingInk" xmlns:wne="http://schemas.microsoft.com/office/word/2006/wordml" xmlns:wps="http://schemas.microsoft.com/office/word/2010/wordprocessingShape" mc:Ignorable="w14 w15 w16se w16cid w16 w16cex w16sdtdh w16du wp14">
+<w:document xmlns:wpc="http://schemas.microsoft.com/office/word/2010/wordprocessingCanvas" xmlns:cx="http://schemas.microsoft.com/office/drawing/2014/chartex" xmlns:cx1="http://schemas.microsoft.com/office/drawing/2015/9/8/chartex" xmlns:cx2="http://schemas.microsoft.com/office/drawing/2015/10/21/chartex" xmlns:cx3="http://schemas.microsoft.com/office/drawing/2016/5/9/chartex" xmlns:cx4="http://schemas.microsoft.com/office/drawing/2016/5/10/chartex" xmlns:cx5="http://schemas.microsoft.com/office/drawing/2016/5/11/chartex" xmlns:cx6="http://schemas.microsoft.com/office/drawing/2016/5/12/chartex" xmlns:cx7="http://schemas.microsoft.com/office/drawing/2016/5/13/chartex" xmlns:cx8="http://schemas.microsoft.com/office/drawing/2016/5/14/chartex" xmlns:mc="http://schemas.openxmlformats.org/markup-compatibility/2006" xmlns:aink="http://schemas.microsoft.com/office/drawing/2016/ink" xmlns:am3d="http://schemas.microsoft.com/office/drawing/2017/model3d" xmlns:o="urn:schemas-microsoft-com:office:office" xmlns:oel="http://schemas.microsoft.com/office/2019/extlst" xmlns:r="http://schemas.openxmlformats.org/officeDocument/2006/relationships" xmlns:m="http://schemas.openxmlformats.org/officeDocument/2006/math" xmlns:v="urn:schemas-microsoft-com:vml" xmlns:wp14="http://schemas.microsoft.com/office/word/2010/wordprocessingDrawing" xmlns:wp="http://schemas.openxmlformats.org/drawingml/2006/wordprocessingDrawing" xmlns:w10="urn:schemas-microsoft-com:office:word" xmlns:w="http://schemas.openxmlformats.org/wordprocessingml/2006/main" xmlns:w14="http://schemas.microsoft.com/office/word/2010/wordml" xmlns:w15="http://schemas.microsoft.com/office/word/2012/wordml" xmlns:w16cex="http://schemas.microsoft.com/office/word/2018/wordml/cex" xmlns:w16cid="http://schemas.microsoft.com/office/word/2016/wordml/cid" xmlns:w16="http://schemas.microsoft.com/office/word/2018/wordml" xmlns:w16du="http://schemas.microsoft.com/office/word/2023/wordml/word16du" xmlns:w16sdtdh="http://schemas.microsoft.com/office/word/2020/wordml/sdtdatahash" xmlns:w16sdtfl="http://schemas.microsoft.com/office/word/2024/wordml/sdtformatlock" xmlns:w16se="http://schemas.microsoft.com/office/word/2015/wordml/symex" xmlns:wpg="http://schemas.microsoft.com/office/word/2010/wordprocessingGroup" xmlns:wpi="http://schemas.microsoft.com/office/word/2010/wordprocessingInk" xmlns:wne="http://schemas.microsoft.com/office/word/2006/wordml" xmlns:wps="http://schemas.microsoft.com/office/word/2010/wordprocessingShape" mc:Ignorable="w14 w15 w16se w16cid w16 w16cex w16sdtdh w16sdtfl w16du wp14">
   <w:body>
     <w:p>
       <w:pPr>
@@ -167,7 +167,6 @@
         <w:tc>
           <w:tcPr>
             <w:tcW w:w="2745" w:type="dxa"/>
-            <w:shd w:val="clear" w:color="auto" w:fill="auto"/>
             <w:tcMar>
               <w:top w:w="100" w:type="dxa"/>
               <w:left w:w="100" w:type="dxa"/>
@@ -201,7 +200,6 @@
         <w:tc>
           <w:tcPr>
             <w:tcW w:w="2235" w:type="dxa"/>
-            <w:shd w:val="clear" w:color="auto" w:fill="auto"/>
             <w:tcMar>
               <w:top w:w="100" w:type="dxa"/>
               <w:left w:w="100" w:type="dxa"/>
@@ -235,7 +233,6 @@
         <w:tc>
           <w:tcPr>
             <w:tcW w:w="2235" w:type="dxa"/>
-            <w:shd w:val="clear" w:color="auto" w:fill="auto"/>
             <w:tcMar>
               <w:top w:w="100" w:type="dxa"/>
               <w:left w:w="100" w:type="dxa"/>
@@ -269,7 +266,6 @@
         <w:tc>
           <w:tcPr>
             <w:tcW w:w="2820" w:type="dxa"/>
-            <w:shd w:val="clear" w:color="auto" w:fill="auto"/>
             <w:tcMar>
               <w:top w:w="100" w:type="dxa"/>
               <w:left w:w="100" w:type="dxa"/>
@@ -305,7 +301,6 @@
         <w:tc>
           <w:tcPr>
             <w:tcW w:w="2745" w:type="dxa"/>
-            <w:shd w:val="clear" w:color="auto" w:fill="auto"/>
             <w:tcMar>
               <w:top w:w="100" w:type="dxa"/>
               <w:left w:w="100" w:type="dxa"/>
@@ -333,7 +328,6 @@
         <w:tc>
           <w:tcPr>
             <w:tcW w:w="2235" w:type="dxa"/>
-            <w:shd w:val="clear" w:color="auto" w:fill="auto"/>
             <w:tcMar>
               <w:top w:w="100" w:type="dxa"/>
               <w:left w:w="100" w:type="dxa"/>
@@ -361,7 +355,6 @@
         <w:tc>
           <w:tcPr>
             <w:tcW w:w="2235" w:type="dxa"/>
-            <w:shd w:val="clear" w:color="auto" w:fill="auto"/>
             <w:tcMar>
               <w:top w:w="100" w:type="dxa"/>
               <w:left w:w="100" w:type="dxa"/>
@@ -389,7 +382,6 @@
         <w:tc>
           <w:tcPr>
             <w:tcW w:w="2820" w:type="dxa"/>
-            <w:shd w:val="clear" w:color="auto" w:fill="auto"/>
             <w:tcMar>
               <w:top w:w="100" w:type="dxa"/>
               <w:left w:w="100" w:type="dxa"/>
@@ -419,7 +411,6 @@
         <w:tc>
           <w:tcPr>
             <w:tcW w:w="2745" w:type="dxa"/>
-            <w:shd w:val="clear" w:color="auto" w:fill="auto"/>
             <w:tcMar>
               <w:top w:w="100" w:type="dxa"/>
               <w:left w:w="100" w:type="dxa"/>
@@ -447,7 +438,6 @@
         <w:tc>
           <w:tcPr>
             <w:tcW w:w="2235" w:type="dxa"/>
-            <w:shd w:val="clear" w:color="auto" w:fill="auto"/>
             <w:tcMar>
               <w:top w:w="100" w:type="dxa"/>
               <w:left w:w="100" w:type="dxa"/>
@@ -468,7 +458,6 @@
         <w:tc>
           <w:tcPr>
             <w:tcW w:w="2235" w:type="dxa"/>
-            <w:shd w:val="clear" w:color="auto" w:fill="auto"/>
             <w:tcMar>
               <w:top w:w="100" w:type="dxa"/>
               <w:left w:w="100" w:type="dxa"/>
@@ -489,7 +478,6 @@
         <w:tc>
           <w:tcPr>
             <w:tcW w:w="2820" w:type="dxa"/>
-            <w:shd w:val="clear" w:color="auto" w:fill="auto"/>
             <w:tcMar>
               <w:top w:w="100" w:type="dxa"/>
               <w:left w:w="100" w:type="dxa"/>
@@ -744,6 +732,7 @@
     </w:p>
     <w:p>
       <w:pPr>
+        <w:jc w:val="both"/>
         <w:rPr>
           <w:sz w:val="24"/>
           <w:szCs w:val="24"/>
@@ -806,6 +795,7 @@
     </w:p>
     <w:p>
       <w:pPr>
+        <w:jc w:val="both"/>
         <w:rPr>
           <w:sz w:val="24"/>
           <w:szCs w:val="24"/>
@@ -844,15 +834,17 @@
     <w:p>
       <w:pPr>
         <w:spacing w:before="240" w:after="240"/>
-        <w:rPr>
-          <w:sz w:val="24"/>
-          <w:szCs w:val="24"/>
-        </w:rPr>
-      </w:pPr>
-    </w:p>
-    <w:p>
-      <w:pPr>
-        <w:spacing w:before="240" w:after="240"/>
+        <w:jc w:val="both"/>
+        <w:rPr>
+          <w:sz w:val="24"/>
+          <w:szCs w:val="24"/>
+        </w:rPr>
+      </w:pPr>
+    </w:p>
+    <w:p>
+      <w:pPr>
+        <w:spacing w:before="240" w:after="240"/>
+        <w:jc w:val="both"/>
         <w:rPr>
           <w:lang w:val="en-IN"/>
         </w:rPr>
@@ -884,6 +876,7 @@
     <w:p>
       <w:pPr>
         <w:spacing w:before="240" w:after="240"/>
+        <w:jc w:val="both"/>
         <w:rPr>
           <w:sz w:val="24"/>
           <w:szCs w:val="24"/>
@@ -3517,7 +3510,7 @@
 </file>
 
 <file path=word/numbering.xml><?xml version="1.0" encoding="utf-8"?>
-<w:numbering xmlns:wpc="http://schemas.microsoft.com/office/word/2010/wordprocessingCanvas" xmlns:cx="http://schemas.microsoft.com/office/drawing/2014/chartex" xmlns:cx1="http://schemas.microsoft.com/office/drawing/2015/9/8/chartex" xmlns:cx2="http://schemas.microsoft.com/office/drawing/2015/10/21/chartex" xmlns:cx3="http://schemas.microsoft.com/office/drawing/2016/5/9/chartex" xmlns:cx4="http://schemas.microsoft.com/office/drawing/2016/5/10/chartex" xmlns:cx5="http://schemas.microsoft.com/office/drawing/2016/5/11/chartex" xmlns:cx6="http://schemas.microsoft.com/office/drawing/2016/5/12/chartex" xmlns:cx7="http://schemas.microsoft.com/office/drawing/2016/5/13/chartex" xmlns:cx8="http://schemas.microsoft.com/office/drawing/2016/5/14/chartex" xmlns:mc="http://schemas.openxmlformats.org/markup-compatibility/2006" xmlns:aink="http://schemas.microsoft.com/office/drawing/2016/ink" xmlns:am3d="http://schemas.microsoft.com/office/drawing/2017/model3d" xmlns:o="urn:schemas-microsoft-com:office:office" xmlns:oel="http://schemas.microsoft.com/office/2019/extlst" xmlns:r="http://schemas.openxmlformats.org/officeDocument/2006/relationships" xmlns:m="http://schemas.openxmlformats.org/officeDocument/2006/math" xmlns:v="urn:schemas-microsoft-com:vml" xmlns:wp14="http://schemas.microsoft.com/office/word/2010/wordprocessingDrawing" xmlns:wp="http://schemas.openxmlformats.org/drawingml/2006/wordprocessingDrawing" xmlns:w10="urn:schemas-microsoft-com:office:word" xmlns:w="http://schemas.openxmlformats.org/wordprocessingml/2006/main" xmlns:w14="http://schemas.microsoft.com/office/word/2010/wordml" xmlns:w15="http://schemas.microsoft.com/office/word/2012/wordml" xmlns:w16cex="http://schemas.microsoft.com/office/word/2018/wordml/cex" xmlns:w16cid="http://schemas.microsoft.com/office/word/2016/wordml/cid" xmlns:w16="http://schemas.microsoft.com/office/word/2018/wordml" xmlns:w16du="http://schemas.microsoft.com/office/word/2023/wordml/word16du" xmlns:w16sdtdh="http://schemas.microsoft.com/office/word/2020/wordml/sdtdatahash" xmlns:w16se="http://schemas.microsoft.com/office/word/2015/wordml/symex" xmlns:wpg="http://schemas.microsoft.com/office/word/2010/wordprocessingGroup" xmlns:wpi="http://schemas.microsoft.com/office/word/2010/wordprocessingInk" xmlns:wne="http://schemas.microsoft.com/office/word/2006/wordml" xmlns:wps="http://schemas.microsoft.com/office/word/2010/wordprocessingShape" mc:Ignorable="w14 w15 w16se w16cid w16 w16cex w16sdtdh w16du wp14">
+<w:numbering xmlns:wpc="http://schemas.microsoft.com/office/word/2010/wordprocessingCanvas" xmlns:cx="http://schemas.microsoft.com/office/drawing/2014/chartex" xmlns:cx1="http://schemas.microsoft.com/office/drawing/2015/9/8/chartex" xmlns:cx2="http://schemas.microsoft.com/office/drawing/2015/10/21/chartex" xmlns:cx3="http://schemas.microsoft.com/office/drawing/2016/5/9/chartex" xmlns:cx4="http://schemas.microsoft.com/office/drawing/2016/5/10/chartex" xmlns:cx5="http://schemas.microsoft.com/office/drawing/2016/5/11/chartex" xmlns:cx6="http://schemas.microsoft.com/office/drawing/2016/5/12/chartex" xmlns:cx7="http://schemas.microsoft.com/office/drawing/2016/5/13/chartex" xmlns:cx8="http://schemas.microsoft.com/office/drawing/2016/5/14/chartex" xmlns:mc="http://schemas.openxmlformats.org/markup-compatibility/2006" xmlns:aink="http://schemas.microsoft.com/office/drawing/2016/ink" xmlns:am3d="http://schemas.microsoft.com/office/drawing/2017/model3d" xmlns:o="urn:schemas-microsoft-com:office:office" xmlns:oel="http://schemas.microsoft.com/office/2019/extlst" xmlns:r="http://schemas.openxmlformats.org/officeDocument/2006/relationships" xmlns:m="http://schemas.openxmlformats.org/officeDocument/2006/math" xmlns:v="urn:schemas-microsoft-com:vml" xmlns:wp14="http://schemas.microsoft.com/office/word/2010/wordprocessingDrawing" xmlns:wp="http://schemas.openxmlformats.org/drawingml/2006/wordprocessingDrawing" xmlns:w10="urn:schemas-microsoft-com:office:word" xmlns:w="http://schemas.openxmlformats.org/wordprocessingml/2006/main" xmlns:w14="http://schemas.microsoft.com/office/word/2010/wordml" xmlns:w15="http://schemas.microsoft.com/office/word/2012/wordml" xmlns:w16cex="http://schemas.microsoft.com/office/word/2018/wordml/cex" xmlns:w16cid="http://schemas.microsoft.com/office/word/2016/wordml/cid" xmlns:w16="http://schemas.microsoft.com/office/word/2018/wordml" xmlns:w16du="http://schemas.microsoft.com/office/word/2023/wordml/word16du" xmlns:w16sdtdh="http://schemas.microsoft.com/office/word/2020/wordml/sdtdatahash" xmlns:w16sdtfl="http://schemas.microsoft.com/office/word/2024/wordml/sdtformatlock" xmlns:w16se="http://schemas.microsoft.com/office/word/2015/wordml/symex" xmlns:wpg="http://schemas.microsoft.com/office/word/2010/wordprocessingGroup" xmlns:wpi="http://schemas.microsoft.com/office/word/2010/wordprocessingInk" xmlns:wne="http://schemas.microsoft.com/office/word/2006/wordml" xmlns:wps="http://schemas.microsoft.com/office/word/2010/wordprocessingShape" mc:Ignorable="w14 w15 w16se w16cid w16 w16cex w16sdtdh w16sdtfl w16du wp14">
   <w:abstractNum w:abstractNumId="0" w15:restartNumberingAfterBreak="0">
     <w:nsid w:val="211856B4"/>
     <w:multiLevelType w:val="multilevel"/>
@@ -3986,7 +3979,7 @@
 </file>
 
 <file path=word/styles.xml><?xml version="1.0" encoding="utf-8"?>
-<w:styles xmlns:mc="http://schemas.openxmlformats.org/markup-compatibility/2006" xmlns:r="http://schemas.openxmlformats.org/officeDocument/2006/relationships" xmlns:w="http://schemas.openxmlformats.org/wordprocessingml/2006/main" xmlns:w14="http://schemas.microsoft.com/office/word/2010/wordml" xmlns:w15="http://schemas.microsoft.com/office/word/2012/wordml" xmlns:w16cex="http://schemas.microsoft.com/office/word/2018/wordml/cex" xmlns:w16cid="http://schemas.microsoft.com/office/word/2016/wordml/cid" xmlns:w16="http://schemas.microsoft.com/office/word/2018/wordml" xmlns:w16du="http://schemas.microsoft.com/office/word/2023/wordml/word16du" xmlns:w16sdtdh="http://schemas.microsoft.com/office/word/2020/wordml/sdtdatahash" xmlns:w16se="http://schemas.microsoft.com/office/word/2015/wordml/symex" mc:Ignorable="w14 w15 w16se w16cid w16 w16cex w16sdtdh w16du">
+<w:styles xmlns:mc="http://schemas.openxmlformats.org/markup-compatibility/2006" xmlns:r="http://schemas.openxmlformats.org/officeDocument/2006/relationships" xmlns:w="http://schemas.openxmlformats.org/wordprocessingml/2006/main" xmlns:w14="http://schemas.microsoft.com/office/word/2010/wordml" xmlns:w15="http://schemas.microsoft.com/office/word/2012/wordml" xmlns:w16cex="http://schemas.microsoft.com/office/word/2018/wordml/cex" xmlns:w16cid="http://schemas.microsoft.com/office/word/2016/wordml/cid" xmlns:w16="http://schemas.microsoft.com/office/word/2018/wordml" xmlns:w16du="http://schemas.microsoft.com/office/word/2023/wordml/word16du" xmlns:w16sdtdh="http://schemas.microsoft.com/office/word/2020/wordml/sdtdatahash" xmlns:w16sdtfl="http://schemas.microsoft.com/office/word/2024/wordml/sdtformatlock" xmlns:w16se="http://schemas.microsoft.com/office/word/2015/wordml/symex" mc:Ignorable="w14 w15 w16se w16cid w16 w16cex w16sdtdh w16sdtfl w16du">
   <w:docDefaults>
     <w:rPrDefault>
       <w:rPr>
